--- a/deliverables/02_project_scoping_FINAL.docx
+++ b/deliverables/02_project_scoping_FINAL.docx
@@ -262,13 +262,13 @@
         <w:br/>
         <w:t>locker_issue           Locker management system       Binary       Yes</w:t>
         <w:br/>
-        <w:t>damaged_on_arrival     FC receiving scan              Binary       Yes</w:t>
+        <w:t>damaged_on_arrival     FC receiving scan              Binary       EXCLUDED — data leakage (IS the target)</w:t>
         <w:br/>
-        <w:t>weather_risk           Weather API                    Categorical  Yes</w:t>
+        <w:t>weather_risk           Weather API                    Categorical  EXCLUDED — zero variance (July LA = always low)</w:t>
         <w:br/>
         <w:t>cr_number_missing      Order management system        Binary       Yes</w:t>
         <w:br/>
-        <w:t>days_in_fc             FC WMS                         Numeric      Yes</w:t>
+        <w:t>days_in_fc             FC WMS                         Numeric      EXCLUDED — zero variance (all = 0)</w:t>
       </w:r>
     </w:p>
     <w:p>

--- a/deliverables/02_project_scoping_FINAL.docx
+++ b/deliverables/02_project_scoping_FINAL.docx
@@ -260,9 +260,9 @@
         <w:br/>
         <w:t>double_scan            WMS scan log                   Binary       Yes</w:t>
         <w:br/>
-        <w:t>locker_issue           Locker management system       Binary       Yes</w:t>
+        <w:t>short_service_time           Locker management system       Binary       Yes</w:t>
         <w:br/>
-        <w:t>damaged_on_arrival     FC receiving scan              Binary       EXCLUDED — data leakage (IS the target)</w:t>
+        <w:t>delivery_failed     FC receiving scan              Binary       EXCLUDED — data leakage (IS the target)</w:t>
         <w:br/>
         <w:t>weather_risk           Weather API                    Categorical  EXCLUDED — zero variance (July LA = always low)</w:t>
         <w:br/>

--- a/deliverables/02_project_scoping_FINAL.docx
+++ b/deliverables/02_project_scoping_FINAL.docx
@@ -184,7 +184,7 @@
         <w:rPr>
           <w:sz w:val="22"/>
         </w:rPr>
-        <w:t>Total packages in dataset: 7,500  |  Estimated failure rate: 19.4%  |  Failed deliveries: ~1,455  |  Average cost per failure: $10</w:t>
+        <w:t>Total packages in dataset: 3,559  |  Estimated failure rate: 0.70%  |  Failed deliveries: ~1,455  |  Average cost per failure: $10</w:t>
       </w:r>
     </w:p>
     <w:p>
@@ -317,13 +317,12 @@
           <w:b/>
           <w:sz w:val="22"/>
         </w:rPr>
-        <w:t xml:space="preserve">Data generation: </w:t>
+        <w:t>Data generation: [Complete] — 3,559 synthetic records with realistic correlations</w:t>
       </w:r>
       <w:r>
         <w:rPr>
           <w:sz w:val="22"/>
         </w:rPr>
-        <w:t>[Complete] — 7,500 synthetic records with realistic correlations</w:t>
       </w:r>
     </w:p>
     <w:p>
@@ -371,13 +370,12 @@
           <w:b/>
           <w:sz w:val="22"/>
         </w:rPr>
-        <w:t xml:space="preserve">Model training: </w:t>
+        <w:t>Model training: [Complete] — AUC-ROC = 0.7986</w:t>
       </w:r>
       <w:r>
         <w:rPr>
           <w:sz w:val="22"/>
         </w:rPr>
-        <w:t>[Complete] — AUC-ROC = 0.7110</w:t>
       </w:r>
     </w:p>
     <w:p>
